--- a/outputs/comparatif/rapport_comparatif.docx
+++ b/outputs/comparatif/rapport_comparatif.docx
@@ -18,7 +18,7 @@
         <w:rPr>
           <w:i/>
         </w:rPr>
-        <w:t>Généré le 2026-10-05 · données AASHE STARS 3.0 · mêmes règles que les rapports individuels</w:t>
+        <w:t>Généré le 2026-10-06 · données AASHE STARS 3.0 · mêmes règles que les rapports individuels</w:t>
       </w:r>
     </w:p>
     <w:tbl>

--- a/outputs/comparatif/rapport_comparatif.docx
+++ b/outputs/comparatif/rapport_comparatif.docx
@@ -954,7 +954,7 @@
     </w:p>
     <w:p>
       <w:r>
-        <w:t>En effet, University College Cork exclut ses filiales de son périmètre de reporting, ce qui peut affecter la comparaison avec les autres établissements. De plus, les scores STARS sont autodéclarés et notés par rapport à un groupe de pairs, ce qui signifie qu'ils ne sont pas vérifiés par l'AASHE. Enfin, Technological University Dublin n'a pas de fonds de dotation, ce qui change la base de son pilier Gouvernance.</w:t>
+        <w:t>En effet, University College Cork (UCC) exclut ses filiales de son périmètre de reporting, ce qui peut affecter la comparaison avec les autres établissements. De plus, les scores STARS sont autodéclarés et notés par rapport à un groupe de pairs, ce qui signifie qu'ils ne sont pas vérifiés par l'AASHE. Enfin, Technological University Dublin (TU Dublin) n'a pas de fonds de dotation, ce qui change la base de son pilier Gouvernance.</w:t>
       </w:r>
     </w:p>
     <w:p>

--- a/outputs/comparatif/rapport_comparatif.docx
+++ b/outputs/comparatif/rapport_comparatif.docx
@@ -18,7 +18,7 @@
         <w:rPr>
           <w:i/>
         </w:rPr>
-        <w:t>Généré le 2026-10-06 · données AASHE STARS 3.0 · mêmes règles que les rapports individuels</w:t>
+        <w:t>Généré le 2026-10-07 · données AASHE STARS 3.0 · mêmes règles que les rapports individuels</w:t>
       </w:r>
     </w:p>
     <w:tbl>
@@ -991,7 +991,7 @@
     </w:p>
     <w:p>
       <w:r>
-        <w:t>Chaque section narrative a suivi la boucle : rédaction (placeholders) → garde-fou des chiffres → substitution par le code → audit par le juge → régénération si refus (trois tentatives au plus).</w:t>
+        <w:t>Chaque section narrative a suivi la boucle : rédaction (placeholders) → garde-fou des chiffres → substitution par le code → audit par le juge → régénération si refus (deux essais au plus ; sinon texte de repli écrit par le code).</w:t>
       </w:r>
     </w:p>
     <w:tbl>
@@ -1002,19 +1002,20 @@
         <w:tblLook w:firstColumn="1" w:firstRow="1" w:lastColumn="0" w:lastRow="0" w:noHBand="0" w:noVBand="1" w:val="04A0"/>
       </w:tblPr>
       <w:tblGrid>
-        <w:gridCol w:w="1080"/>
-        <w:gridCol w:w="1080"/>
-        <w:gridCol w:w="1080"/>
-        <w:gridCol w:w="1080"/>
-        <w:gridCol w:w="1080"/>
-        <w:gridCol w:w="1080"/>
-        <w:gridCol w:w="1080"/>
-        <w:gridCol w:w="1080"/>
+        <w:gridCol w:w="960"/>
+        <w:gridCol w:w="960"/>
+        <w:gridCol w:w="960"/>
+        <w:gridCol w:w="960"/>
+        <w:gridCol w:w="960"/>
+        <w:gridCol w:w="960"/>
+        <w:gridCol w:w="960"/>
+        <w:gridCol w:w="960"/>
+        <w:gridCol w:w="960"/>
       </w:tblGrid>
       <w:tr>
         <w:tc>
           <w:tcPr>
-            <w:tcW w:type="dxa" w:w="1080"/>
+            <w:tcW w:type="dxa" w:w="960"/>
           </w:tcPr>
           <w:p>
             <w:r>
@@ -1034,7 +1035,7 @@
         </w:tc>
         <w:tc>
           <w:tcPr>
-            <w:tcW w:type="dxa" w:w="1080"/>
+            <w:tcW w:type="dxa" w:w="960"/>
           </w:tcPr>
           <w:p>
             <w:r>
@@ -1054,7 +1055,7 @@
         </w:tc>
         <w:tc>
           <w:tcPr>
-            <w:tcW w:type="dxa" w:w="1080"/>
+            <w:tcW w:type="dxa" w:w="960"/>
           </w:tcPr>
           <w:p>
             <w:r>
@@ -1074,7 +1075,7 @@
         </w:tc>
         <w:tc>
           <w:tcPr>
-            <w:tcW w:type="dxa" w:w="1080"/>
+            <w:tcW w:type="dxa" w:w="960"/>
           </w:tcPr>
           <w:p>
             <w:r>
@@ -1094,7 +1095,7 @@
         </w:tc>
         <w:tc>
           <w:tcPr>
-            <w:tcW w:type="dxa" w:w="1080"/>
+            <w:tcW w:type="dxa" w:w="960"/>
           </w:tcPr>
           <w:p>
             <w:r>
@@ -1114,7 +1115,7 @@
         </w:tc>
         <w:tc>
           <w:tcPr>
-            <w:tcW w:type="dxa" w:w="1080"/>
+            <w:tcW w:type="dxa" w:w="960"/>
           </w:tcPr>
           <w:p>
             <w:r>
@@ -1134,7 +1135,7 @@
         </w:tc>
         <w:tc>
           <w:tcPr>
-            <w:tcW w:type="dxa" w:w="1080"/>
+            <w:tcW w:type="dxa" w:w="960"/>
           </w:tcPr>
           <w:p>
             <w:r>
@@ -1148,13 +1149,33 @@
                 <w:b/>
                 <w:sz w:val="17"/>
               </w:rPr>
-              <w:t>Couverture GRI</w:t>
+              <w:t>Codes GRI cités dans le texte</w:t>
             </w:r>
           </w:p>
         </w:tc>
         <w:tc>
           <w:tcPr>
-            <w:tcW w:type="dxa" w:w="1080"/>
+            <w:tcW w:type="dxa" w:w="960"/>
+          </w:tcPr>
+          <w:p>
+            <w:r>
+              <w:rPr>
+                <w:b/>
+                <w:sz w:val="17"/>
+              </w:rPr>
+            </w:r>
+            <w:r>
+              <w:rPr>
+                <w:b/>
+                <w:sz w:val="17"/>
+              </w:rPr>
+              <w:t>Publications GRI avec données (index)</w:t>
+            </w:r>
+          </w:p>
+        </w:tc>
+        <w:tc>
+          <w:tcPr>
+            <w:tcW w:type="dxa" w:w="960"/>
           </w:tcPr>
           <w:p>
             <w:r>
@@ -1176,7 +1197,7 @@
       <w:tr>
         <w:tc>
           <w:tcPr>
-            <w:tcW w:type="dxa" w:w="1080"/>
+            <w:tcW w:type="dxa" w:w="960"/>
           </w:tcPr>
           <w:p>
             <w:r>
@@ -1194,7 +1215,7 @@
         </w:tc>
         <w:tc>
           <w:tcPr>
-            <w:tcW w:type="dxa" w:w="1080"/>
+            <w:tcW w:type="dxa" w:w="960"/>
           </w:tcPr>
           <w:p>
             <w:r>
@@ -1212,7 +1233,7 @@
         </w:tc>
         <w:tc>
           <w:tcPr>
-            <w:tcW w:type="dxa" w:w="1080"/>
+            <w:tcW w:type="dxa" w:w="960"/>
           </w:tcPr>
           <w:p>
             <w:r>
@@ -1230,7 +1251,7 @@
         </w:tc>
         <w:tc>
           <w:tcPr>
-            <w:tcW w:type="dxa" w:w="1080"/>
+            <w:tcW w:type="dxa" w:w="960"/>
           </w:tcPr>
           <w:p>
             <w:r>
@@ -1248,7 +1269,7 @@
         </w:tc>
         <w:tc>
           <w:tcPr>
-            <w:tcW w:type="dxa" w:w="1080"/>
+            <w:tcW w:type="dxa" w:w="960"/>
           </w:tcPr>
           <w:p>
             <w:r>
@@ -1266,7 +1287,7 @@
         </w:tc>
         <w:tc>
           <w:tcPr>
-            <w:tcW w:type="dxa" w:w="1080"/>
+            <w:tcW w:type="dxa" w:w="960"/>
           </w:tcPr>
           <w:p>
             <w:r>
@@ -1284,7 +1305,7 @@
         </w:tc>
         <w:tc>
           <w:tcPr>
-            <w:tcW w:type="dxa" w:w="1080"/>
+            <w:tcW w:type="dxa" w:w="960"/>
           </w:tcPr>
           <w:p>
             <w:r>
@@ -1296,13 +1317,31 @@
               <w:rPr>
                 <w:sz w:val="17"/>
               </w:rPr>
-              <w:t>100%</w:t>
+              <w:t>—</w:t>
             </w:r>
           </w:p>
         </w:tc>
         <w:tc>
           <w:tcPr>
-            <w:tcW w:type="dxa" w:w="1080"/>
+            <w:tcW w:type="dxa" w:w="960"/>
+          </w:tcPr>
+          <w:p>
+            <w:r>
+              <w:rPr>
+                <w:sz w:val="17"/>
+              </w:rPr>
+            </w:r>
+            <w:r>
+              <w:rPr>
+                <w:sz w:val="17"/>
+              </w:rPr>
+              <w:t>—</w:t>
+            </w:r>
+          </w:p>
+        </w:tc>
+        <w:tc>
+          <w:tcPr>
+            <w:tcW w:type="dxa" w:w="960"/>
           </w:tcPr>
           <w:p>
             <w:r>
@@ -1321,6 +1360,14 @@
       </w:tr>
     </w:tbl>
     <w:p/>
+    <w:p>
+      <w:r>
+        <w:rPr>
+          <w:i/>
+        </w:rPr>
+        <w:t>« Codes GRI cités dans le texte » : part des publications GRI de la section dont le code (par exemple GRI 305-1) est cité dans le texte rédigé ; c'est une mesure de citation, pas de couverture des données. « Publications GRI avec données » : publications de la section rapportées ou partiellement rapportées dans l'index de contenu GRI, sur le total de la section.</w:t>
+      </w:r>
+    </w:p>
     <w:p>
       <w:r>
         <w:rPr>
